--- a/denisovan-archaic-dna-analysis/docs/ahg_submission/tables_ahg.docx
+++ b/denisovan-archaic-dna-analysis/docs/ahg_submission/tables_ahg.docx
@@ -321,788 +321,6 @@
           <w:sz w:val="18"/>
         </w:rPr>
         <w:t>Note. The prespecified family contains all non-admixed population pairs. No pair met both z&gt;2 and Benjamini-Hochberg q&lt;0.10; the Denisovan analysis likewise identified no qualifying pair. Complete nominal rankings and dependence-aware model results are provided in Supplementary Data.</w:t>
-      </w:r>
-    </w:p>
-    <w:p>
-      <w:r>
-        <w:br w:type="page"/>
-      </w:r>
-    </w:p>
-    <w:p>
-      <w:pPr>
-        <w:spacing w:before="280"/>
-      </w:pPr>
-      <w:r>
-        <w:rPr>
-          <w:b/>
-        </w:rPr>
-        <w:t>Table 2. ABO-window Neanderthal-reference composition</w:t>
-      </w:r>
-    </w:p>
-    <w:tbl>
-      <w:tblPr>
-        <w:tblStyle w:val="TableGrid"/>
-        <w:tblW w:type="auto" w:w="0"/>
-        <w:tblLook w:firstColumn="1" w:firstRow="1" w:lastColumn="0" w:lastRow="0" w:noHBand="0" w:noVBand="1" w:val="04A0"/>
-      </w:tblPr>
-      <w:tblGrid>
-        <w:gridCol w:w="1872"/>
-        <w:gridCol w:w="1872"/>
-        <w:gridCol w:w="1872"/>
-        <w:gridCol w:w="1872"/>
-        <w:gridCol w:w="1872"/>
-      </w:tblGrid>
-      <w:tr>
-        <w:tc>
-          <w:tcPr>
-            <w:tcW w:type="dxa" w:w="1872"/>
-            <w:shd w:fill="D9EAF7"/>
-          </w:tcPr>
-          <w:p>
-            <w:pPr>
-              <w:spacing w:line="240" w:lineRule="auto"/>
-            </w:pPr>
-            <w:r>
-              <w:rPr>
-                <w:rFonts w:ascii="Arial" w:hAnsi="Arial"/>
-                <w:b/>
-                <w:sz w:val="17"/>
-              </w:rPr>
-              <w:t>Region</w:t>
-            </w:r>
-          </w:p>
-        </w:tc>
-        <w:tc>
-          <w:tcPr>
-            <w:tcW w:type="dxa" w:w="1872"/>
-            <w:shd w:fill="D9EAF7"/>
-          </w:tcPr>
-          <w:p>
-            <w:pPr>
-              <w:spacing w:line="240" w:lineRule="auto"/>
-            </w:pPr>
-            <w:r>
-              <w:rPr>
-                <w:rFonts w:ascii="Arial" w:hAnsi="Arial"/>
-                <w:b/>
-                <w:sz w:val="17"/>
-              </w:rPr>
-              <w:t>n</w:t>
-            </w:r>
-          </w:p>
-        </w:tc>
-        <w:tc>
-          <w:tcPr>
-            <w:tcW w:type="dxa" w:w="1872"/>
-            <w:shd w:fill="D9EAF7"/>
-          </w:tcPr>
-          <w:p>
-            <w:pPr>
-              <w:spacing w:line="240" w:lineRule="auto"/>
-            </w:pPr>
-            <w:r>
-              <w:rPr>
-                <w:rFonts w:ascii="Arial" w:hAnsi="Arial"/>
-                <w:b/>
-                <w:sz w:val="17"/>
-              </w:rPr>
-              <w:t>Altai %</w:t>
-            </w:r>
-          </w:p>
-        </w:tc>
-        <w:tc>
-          <w:tcPr>
-            <w:tcW w:type="dxa" w:w="1872"/>
-            <w:shd w:fill="D9EAF7"/>
-          </w:tcPr>
-          <w:p>
-            <w:pPr>
-              <w:spacing w:line="240" w:lineRule="auto"/>
-            </w:pPr>
-            <w:r>
-              <w:rPr>
-                <w:rFonts w:ascii="Arial" w:hAnsi="Arial"/>
-                <w:b/>
-                <w:sz w:val="17"/>
-              </w:rPr>
-              <w:t>Vindija %</w:t>
-            </w:r>
-          </w:p>
-        </w:tc>
-        <w:tc>
-          <w:tcPr>
-            <w:tcW w:type="dxa" w:w="1872"/>
-            <w:shd w:fill="D9EAF7"/>
-          </w:tcPr>
-          <w:p>
-            <w:pPr>
-              <w:spacing w:line="240" w:lineRule="auto"/>
-            </w:pPr>
-            <w:r>
-              <w:rPr>
-                <w:rFonts w:ascii="Arial" w:hAnsi="Arial"/>
-                <w:b/>
-                <w:sz w:val="17"/>
-              </w:rPr>
-              <w:t>Chagyrskaya %</w:t>
-            </w:r>
-          </w:p>
-        </w:tc>
-      </w:tr>
-      <w:tr>
-        <w:tc>
-          <w:tcPr>
-            <w:tcW w:type="dxa" w:w="1872"/>
-          </w:tcPr>
-          <w:p>
-            <w:pPr>
-              <w:spacing w:line="240" w:lineRule="auto"/>
-            </w:pPr>
-            <w:r>
-              <w:rPr>
-                <w:rFonts w:ascii="Arial" w:hAnsi="Arial"/>
-                <w:b w:val="0"/>
-                <w:sz w:val="17"/>
-              </w:rPr>
-              <w:t>East Asia</w:t>
-            </w:r>
-          </w:p>
-        </w:tc>
-        <w:tc>
-          <w:tcPr>
-            <w:tcW w:type="dxa" w:w="1872"/>
-          </w:tcPr>
-          <w:p>
-            <w:pPr>
-              <w:spacing w:line="240" w:lineRule="auto"/>
-            </w:pPr>
-            <w:r>
-              <w:rPr>
-                <w:rFonts w:ascii="Arial" w:hAnsi="Arial"/>
-                <w:b w:val="0"/>
-                <w:sz w:val="17"/>
-              </w:rPr>
-              <w:t>57</w:t>
-            </w:r>
-          </w:p>
-        </w:tc>
-        <w:tc>
-          <w:tcPr>
-            <w:tcW w:type="dxa" w:w="1872"/>
-          </w:tcPr>
-          <w:p>
-            <w:pPr>
-              <w:spacing w:line="240" w:lineRule="auto"/>
-            </w:pPr>
-            <w:r>
-              <w:rPr>
-                <w:rFonts w:ascii="Arial" w:hAnsi="Arial"/>
-                <w:b w:val="0"/>
-                <w:sz w:val="17"/>
-              </w:rPr>
-              <w:t>54.4</w:t>
-            </w:r>
-          </w:p>
-        </w:tc>
-        <w:tc>
-          <w:tcPr>
-            <w:tcW w:type="dxa" w:w="1872"/>
-          </w:tcPr>
-          <w:p>
-            <w:pPr>
-              <w:spacing w:line="240" w:lineRule="auto"/>
-            </w:pPr>
-            <w:r>
-              <w:rPr>
-                <w:rFonts w:ascii="Arial" w:hAnsi="Arial"/>
-                <w:b w:val="0"/>
-                <w:sz w:val="17"/>
-              </w:rPr>
-              <w:t>1.8</w:t>
-            </w:r>
-          </w:p>
-        </w:tc>
-        <w:tc>
-          <w:tcPr>
-            <w:tcW w:type="dxa" w:w="1872"/>
-          </w:tcPr>
-          <w:p>
-            <w:pPr>
-              <w:spacing w:line="240" w:lineRule="auto"/>
-            </w:pPr>
-            <w:r>
-              <w:rPr>
-                <w:rFonts w:ascii="Arial" w:hAnsi="Arial"/>
-                <w:b w:val="0"/>
-                <w:sz w:val="17"/>
-              </w:rPr>
-              <w:t>43.9</w:t>
-            </w:r>
-          </w:p>
-        </w:tc>
-      </w:tr>
-      <w:tr>
-        <w:tc>
-          <w:tcPr>
-            <w:tcW w:type="dxa" w:w="1872"/>
-          </w:tcPr>
-          <w:p>
-            <w:pPr>
-              <w:spacing w:line="240" w:lineRule="auto"/>
-            </w:pPr>
-            <w:r>
-              <w:rPr>
-                <w:rFonts w:ascii="Arial" w:hAnsi="Arial"/>
-                <w:b w:val="0"/>
-                <w:sz w:val="17"/>
-              </w:rPr>
-              <w:t>Europe</w:t>
-            </w:r>
-          </w:p>
-        </w:tc>
-        <w:tc>
-          <w:tcPr>
-            <w:tcW w:type="dxa" w:w="1872"/>
-          </w:tcPr>
-          <w:p>
-            <w:pPr>
-              <w:spacing w:line="240" w:lineRule="auto"/>
-            </w:pPr>
-            <w:r>
-              <w:rPr>
-                <w:rFonts w:ascii="Arial" w:hAnsi="Arial"/>
-                <w:b w:val="0"/>
-                <w:sz w:val="17"/>
-              </w:rPr>
-              <w:t>275</w:t>
-            </w:r>
-          </w:p>
-        </w:tc>
-        <w:tc>
-          <w:tcPr>
-            <w:tcW w:type="dxa" w:w="1872"/>
-          </w:tcPr>
-          <w:p>
-            <w:pPr>
-              <w:spacing w:line="240" w:lineRule="auto"/>
-            </w:pPr>
-            <w:r>
-              <w:rPr>
-                <w:rFonts w:ascii="Arial" w:hAnsi="Arial"/>
-                <w:b w:val="0"/>
-                <w:sz w:val="17"/>
-              </w:rPr>
-              <w:t>7.3</w:t>
-            </w:r>
-          </w:p>
-        </w:tc>
-        <w:tc>
-          <w:tcPr>
-            <w:tcW w:type="dxa" w:w="1872"/>
-          </w:tcPr>
-          <w:p>
-            <w:pPr>
-              <w:spacing w:line="240" w:lineRule="auto"/>
-            </w:pPr>
-            <w:r>
-              <w:rPr>
-                <w:rFonts w:ascii="Arial" w:hAnsi="Arial"/>
-                <w:b w:val="0"/>
-                <w:sz w:val="17"/>
-              </w:rPr>
-              <w:t>46.5</w:t>
-            </w:r>
-          </w:p>
-        </w:tc>
-        <w:tc>
-          <w:tcPr>
-            <w:tcW w:type="dxa" w:w="1872"/>
-          </w:tcPr>
-          <w:p>
-            <w:pPr>
-              <w:spacing w:line="240" w:lineRule="auto"/>
-            </w:pPr>
-            <w:r>
-              <w:rPr>
-                <w:rFonts w:ascii="Arial" w:hAnsi="Arial"/>
-                <w:b w:val="0"/>
-                <w:sz w:val="17"/>
-              </w:rPr>
-              <w:t>46.2</w:t>
-            </w:r>
-          </w:p>
-        </w:tc>
-      </w:tr>
-      <w:tr>
-        <w:tc>
-          <w:tcPr>
-            <w:tcW w:type="dxa" w:w="1872"/>
-          </w:tcPr>
-          <w:p>
-            <w:pPr>
-              <w:spacing w:line="240" w:lineRule="auto"/>
-            </w:pPr>
-            <w:r>
-              <w:rPr>
-                <w:rFonts w:ascii="Arial" w:hAnsi="Arial"/>
-                <w:b w:val="0"/>
-                <w:sz w:val="17"/>
-              </w:rPr>
-              <w:t>Indigenous Americas</w:t>
-            </w:r>
-          </w:p>
-        </w:tc>
-        <w:tc>
-          <w:tcPr>
-            <w:tcW w:type="dxa" w:w="1872"/>
-          </w:tcPr>
-          <w:p>
-            <w:pPr>
-              <w:spacing w:line="240" w:lineRule="auto"/>
-            </w:pPr>
-            <w:r>
-              <w:rPr>
-                <w:rFonts w:ascii="Arial" w:hAnsi="Arial"/>
-                <w:b w:val="0"/>
-                <w:sz w:val="17"/>
-              </w:rPr>
-              <w:t>2</w:t>
-            </w:r>
-          </w:p>
-        </w:tc>
-        <w:tc>
-          <w:tcPr>
-            <w:tcW w:type="dxa" w:w="1872"/>
-          </w:tcPr>
-          <w:p>
-            <w:pPr>
-              <w:spacing w:line="240" w:lineRule="auto"/>
-            </w:pPr>
-            <w:r>
-              <w:rPr>
-                <w:rFonts w:ascii="Arial" w:hAnsi="Arial"/>
-                <w:b w:val="0"/>
-                <w:sz w:val="17"/>
-              </w:rPr>
-              <w:t>0.0</w:t>
-            </w:r>
-          </w:p>
-        </w:tc>
-        <w:tc>
-          <w:tcPr>
-            <w:tcW w:type="dxa" w:w="1872"/>
-          </w:tcPr>
-          <w:p>
-            <w:pPr>
-              <w:spacing w:line="240" w:lineRule="auto"/>
-            </w:pPr>
-            <w:r>
-              <w:rPr>
-                <w:rFonts w:ascii="Arial" w:hAnsi="Arial"/>
-                <w:b w:val="0"/>
-                <w:sz w:val="17"/>
-              </w:rPr>
-              <w:t>100.0</w:t>
-            </w:r>
-          </w:p>
-        </w:tc>
-        <w:tc>
-          <w:tcPr>
-            <w:tcW w:type="dxa" w:w="1872"/>
-          </w:tcPr>
-          <w:p>
-            <w:pPr>
-              <w:spacing w:line="240" w:lineRule="auto"/>
-            </w:pPr>
-            <w:r>
-              <w:rPr>
-                <w:rFonts w:ascii="Arial" w:hAnsi="Arial"/>
-                <w:b w:val="0"/>
-                <w:sz w:val="17"/>
-              </w:rPr>
-              <w:t>0.0</w:t>
-            </w:r>
-          </w:p>
-        </w:tc>
-      </w:tr>
-      <w:tr>
-        <w:tc>
-          <w:tcPr>
-            <w:tcW w:type="dxa" w:w="1872"/>
-          </w:tcPr>
-          <w:p>
-            <w:pPr>
-              <w:spacing w:line="240" w:lineRule="auto"/>
-            </w:pPr>
-            <w:r>
-              <w:rPr>
-                <w:rFonts w:ascii="Arial" w:hAnsi="Arial"/>
-                <w:b w:val="0"/>
-                <w:sz w:val="17"/>
-              </w:rPr>
-              <w:t>Admixed Americas</w:t>
-            </w:r>
-          </w:p>
-        </w:tc>
-        <w:tc>
-          <w:tcPr>
-            <w:tcW w:type="dxa" w:w="1872"/>
-          </w:tcPr>
-          <w:p>
-            <w:pPr>
-              <w:spacing w:line="240" w:lineRule="auto"/>
-            </w:pPr>
-            <w:r>
-              <w:rPr>
-                <w:rFonts w:ascii="Arial" w:hAnsi="Arial"/>
-                <w:b w:val="0"/>
-                <w:sz w:val="17"/>
-              </w:rPr>
-              <w:t>98</w:t>
-            </w:r>
-          </w:p>
-        </w:tc>
-        <w:tc>
-          <w:tcPr>
-            <w:tcW w:type="dxa" w:w="1872"/>
-          </w:tcPr>
-          <w:p>
-            <w:pPr>
-              <w:spacing w:line="240" w:lineRule="auto"/>
-            </w:pPr>
-            <w:r>
-              <w:rPr>
-                <w:rFonts w:ascii="Arial" w:hAnsi="Arial"/>
-                <w:b w:val="0"/>
-                <w:sz w:val="17"/>
-              </w:rPr>
-              <w:t>3.1</w:t>
-            </w:r>
-          </w:p>
-        </w:tc>
-        <w:tc>
-          <w:tcPr>
-            <w:tcW w:type="dxa" w:w="1872"/>
-          </w:tcPr>
-          <w:p>
-            <w:pPr>
-              <w:spacing w:line="240" w:lineRule="auto"/>
-            </w:pPr>
-            <w:r>
-              <w:rPr>
-                <w:rFonts w:ascii="Arial" w:hAnsi="Arial"/>
-                <w:b w:val="0"/>
-                <w:sz w:val="17"/>
-              </w:rPr>
-              <w:t>61.2</w:t>
-            </w:r>
-          </w:p>
-        </w:tc>
-        <w:tc>
-          <w:tcPr>
-            <w:tcW w:type="dxa" w:w="1872"/>
-          </w:tcPr>
-          <w:p>
-            <w:pPr>
-              <w:spacing w:line="240" w:lineRule="auto"/>
-            </w:pPr>
-            <w:r>
-              <w:rPr>
-                <w:rFonts w:ascii="Arial" w:hAnsi="Arial"/>
-                <w:b w:val="0"/>
-                <w:sz w:val="17"/>
-              </w:rPr>
-              <w:t>35.7</w:t>
-            </w:r>
-          </w:p>
-        </w:tc>
-      </w:tr>
-      <w:tr>
-        <w:tc>
-          <w:tcPr>
-            <w:tcW w:type="dxa" w:w="1872"/>
-          </w:tcPr>
-          <w:p>
-            <w:pPr>
-              <w:spacing w:line="240" w:lineRule="auto"/>
-            </w:pPr>
-            <w:r>
-              <w:rPr>
-                <w:rFonts w:ascii="Arial" w:hAnsi="Arial"/>
-                <w:b w:val="0"/>
-                <w:sz w:val="17"/>
-              </w:rPr>
-              <w:t>Central/South Asia</w:t>
-            </w:r>
-          </w:p>
-        </w:tc>
-        <w:tc>
-          <w:tcPr>
-            <w:tcW w:type="dxa" w:w="1872"/>
-          </w:tcPr>
-          <w:p>
-            <w:pPr>
-              <w:spacing w:line="240" w:lineRule="auto"/>
-            </w:pPr>
-            <w:r>
-              <w:rPr>
-                <w:rFonts w:ascii="Arial" w:hAnsi="Arial"/>
-                <w:b w:val="0"/>
-                <w:sz w:val="17"/>
-              </w:rPr>
-              <w:t>98</w:t>
-            </w:r>
-          </w:p>
-        </w:tc>
-        <w:tc>
-          <w:tcPr>
-            <w:tcW w:type="dxa" w:w="1872"/>
-          </w:tcPr>
-          <w:p>
-            <w:pPr>
-              <w:spacing w:line="240" w:lineRule="auto"/>
-            </w:pPr>
-            <w:r>
-              <w:rPr>
-                <w:rFonts w:ascii="Arial" w:hAnsi="Arial"/>
-                <w:b w:val="0"/>
-                <w:sz w:val="17"/>
-              </w:rPr>
-              <w:t>9.2</w:t>
-            </w:r>
-          </w:p>
-        </w:tc>
-        <w:tc>
-          <w:tcPr>
-            <w:tcW w:type="dxa" w:w="1872"/>
-          </w:tcPr>
-          <w:p>
-            <w:pPr>
-              <w:spacing w:line="240" w:lineRule="auto"/>
-            </w:pPr>
-            <w:r>
-              <w:rPr>
-                <w:rFonts w:ascii="Arial" w:hAnsi="Arial"/>
-                <w:b w:val="0"/>
-                <w:sz w:val="17"/>
-              </w:rPr>
-              <w:t>44.9</w:t>
-            </w:r>
-          </w:p>
-        </w:tc>
-        <w:tc>
-          <w:tcPr>
-            <w:tcW w:type="dxa" w:w="1872"/>
-          </w:tcPr>
-          <w:p>
-            <w:pPr>
-              <w:spacing w:line="240" w:lineRule="auto"/>
-            </w:pPr>
-            <w:r>
-              <w:rPr>
-                <w:rFonts w:ascii="Arial" w:hAnsi="Arial"/>
-                <w:b w:val="0"/>
-                <w:sz w:val="17"/>
-              </w:rPr>
-              <w:t>45.9</w:t>
-            </w:r>
-          </w:p>
-        </w:tc>
-      </w:tr>
-      <w:tr>
-        <w:tc>
-          <w:tcPr>
-            <w:tcW w:type="dxa" w:w="1872"/>
-          </w:tcPr>
-          <w:p>
-            <w:pPr>
-              <w:spacing w:line="240" w:lineRule="auto"/>
-            </w:pPr>
-            <w:r>
-              <w:rPr>
-                <w:rFonts w:ascii="Arial" w:hAnsi="Arial"/>
-                <w:b w:val="0"/>
-                <w:sz w:val="17"/>
-              </w:rPr>
-              <w:t>Middle East</w:t>
-            </w:r>
-          </w:p>
-        </w:tc>
-        <w:tc>
-          <w:tcPr>
-            <w:tcW w:type="dxa" w:w="1872"/>
-          </w:tcPr>
-          <w:p>
-            <w:pPr>
-              <w:spacing w:line="240" w:lineRule="auto"/>
-            </w:pPr>
-            <w:r>
-              <w:rPr>
-                <w:rFonts w:ascii="Arial" w:hAnsi="Arial"/>
-                <w:b w:val="0"/>
-                <w:sz w:val="17"/>
-              </w:rPr>
-              <w:t>44</w:t>
-            </w:r>
-          </w:p>
-        </w:tc>
-        <w:tc>
-          <w:tcPr>
-            <w:tcW w:type="dxa" w:w="1872"/>
-          </w:tcPr>
-          <w:p>
-            <w:pPr>
-              <w:spacing w:line="240" w:lineRule="auto"/>
-            </w:pPr>
-            <w:r>
-              <w:rPr>
-                <w:rFonts w:ascii="Arial" w:hAnsi="Arial"/>
-                <w:b w:val="0"/>
-                <w:sz w:val="17"/>
-              </w:rPr>
-              <w:t>11.4</w:t>
-            </w:r>
-          </w:p>
-        </w:tc>
-        <w:tc>
-          <w:tcPr>
-            <w:tcW w:type="dxa" w:w="1872"/>
-          </w:tcPr>
-          <w:p>
-            <w:pPr>
-              <w:spacing w:line="240" w:lineRule="auto"/>
-            </w:pPr>
-            <w:r>
-              <w:rPr>
-                <w:rFonts w:ascii="Arial" w:hAnsi="Arial"/>
-                <w:b w:val="0"/>
-                <w:sz w:val="17"/>
-              </w:rPr>
-              <w:t>52.3</w:t>
-            </w:r>
-          </w:p>
-        </w:tc>
-        <w:tc>
-          <w:tcPr>
-            <w:tcW w:type="dxa" w:w="1872"/>
-          </w:tcPr>
-          <w:p>
-            <w:pPr>
-              <w:spacing w:line="240" w:lineRule="auto"/>
-            </w:pPr>
-            <w:r>
-              <w:rPr>
-                <w:rFonts w:ascii="Arial" w:hAnsi="Arial"/>
-                <w:b w:val="0"/>
-                <w:sz w:val="17"/>
-              </w:rPr>
-              <w:t>36.4</w:t>
-            </w:r>
-          </w:p>
-        </w:tc>
-      </w:tr>
-      <w:tr>
-        <w:tc>
-          <w:tcPr>
-            <w:tcW w:type="dxa" w:w="1872"/>
-          </w:tcPr>
-          <w:p>
-            <w:pPr>
-              <w:spacing w:line="240" w:lineRule="auto"/>
-            </w:pPr>
-            <w:r>
-              <w:rPr>
-                <w:rFonts w:ascii="Arial" w:hAnsi="Arial"/>
-                <w:b w:val="0"/>
-                <w:sz w:val="17"/>
-              </w:rPr>
-              <w:t>Oceania</w:t>
-            </w:r>
-          </w:p>
-        </w:tc>
-        <w:tc>
-          <w:tcPr>
-            <w:tcW w:type="dxa" w:w="1872"/>
-          </w:tcPr>
-          <w:p>
-            <w:pPr>
-              <w:spacing w:line="240" w:lineRule="auto"/>
-            </w:pPr>
-            <w:r>
-              <w:rPr>
-                <w:rFonts w:ascii="Arial" w:hAnsi="Arial"/>
-                <w:b w:val="0"/>
-                <w:sz w:val="17"/>
-              </w:rPr>
-              <w:t>13</w:t>
-            </w:r>
-          </w:p>
-        </w:tc>
-        <w:tc>
-          <w:tcPr>
-            <w:tcW w:type="dxa" w:w="1872"/>
-          </w:tcPr>
-          <w:p>
-            <w:pPr>
-              <w:spacing w:line="240" w:lineRule="auto"/>
-            </w:pPr>
-            <w:r>
-              <w:rPr>
-                <w:rFonts w:ascii="Arial" w:hAnsi="Arial"/>
-                <w:b w:val="0"/>
-                <w:sz w:val="17"/>
-              </w:rPr>
-              <w:t>0.0</w:t>
-            </w:r>
-          </w:p>
-        </w:tc>
-        <w:tc>
-          <w:tcPr>
-            <w:tcW w:type="dxa" w:w="1872"/>
-          </w:tcPr>
-          <w:p>
-            <w:pPr>
-              <w:spacing w:line="240" w:lineRule="auto"/>
-            </w:pPr>
-            <w:r>
-              <w:rPr>
-                <w:rFonts w:ascii="Arial" w:hAnsi="Arial"/>
-                <w:b w:val="0"/>
-                <w:sz w:val="17"/>
-              </w:rPr>
-              <w:t>0.0</w:t>
-            </w:r>
-          </w:p>
-        </w:tc>
-        <w:tc>
-          <w:tcPr>
-            <w:tcW w:type="dxa" w:w="1872"/>
-          </w:tcPr>
-          <w:p>
-            <w:pPr>
-              <w:spacing w:line="240" w:lineRule="auto"/>
-            </w:pPr>
-            <w:r>
-              <w:rPr>
-                <w:rFonts w:ascii="Arial" w:hAnsi="Arial"/>
-                <w:b w:val="0"/>
-                <w:sz w:val="17"/>
-              </w:rPr>
-              <w:t>100.0</w:t>
-            </w:r>
-          </w:p>
-        </w:tc>
-      </w:tr>
-    </w:tbl>
-    <w:p>
-      <w:pPr>
-        <w:spacing w:line="240" w:lineRule="auto"/>
-      </w:pPr>
-      <w:r>
-        <w:rPr>
-          <w:sz w:val="18"/>
-        </w:rPr>
-        <w:t>Note. Counts are classifiable segments, not individuals. Percentages use the three-reference denominator shown by n. Equal maximum-similarity ties are excluded from these percentages but retained in Supplementary Data. The 2/2 Indigenous American value is not a regional frequency estimate; only one segment overlaps ABO.</w:t>
       </w:r>
     </w:p>
     <w:sectPr>
